--- a/04_WIP/Drafts/Collective Resonance Dynamics (CRD) WIP.docx
+++ b/04_WIP/Drafts/Collective Resonance Dynamics (CRD) WIP.docx
@@ -325,7 +325,7 @@
           <w:rFonts w:ascii="Aptos" w:eastAsia="Helvetica" w:hAnsi="Aptos" w:cs="Helvetica"/>
         </w:rPr>
       </w:pPr>
-      <w:hyperlink r:id="rId6" w:history="1">
+      <w:hyperlink r:id="rId9" w:history="1">
         <w:r>
           <w:rPr>
             <w:rStyle w:val="Hyperlink0"/>
@@ -410,7 +410,7 @@
           <w:rFonts w:ascii="Aptos" w:eastAsia="Helvetica" w:hAnsi="Aptos" w:cs="Helvetica"/>
         </w:rPr>
       </w:pPr>
-      <w:hyperlink r:id="rId7" w:history="1">
+      <w:hyperlink r:id="rId10" w:history="1">
         <w:r>
           <w:rPr>
             <w:rStyle w:val="Hyperlink0"/>
@@ -493,89 +493,6 @@
         <w:spacing w:before="0" w:after="160" w:line="503" w:lineRule="exact"/>
         <w:rPr>
           <w:rFonts w:ascii="Aptos" w:eastAsia="Helvetica" w:hAnsi="Aptos" w:cs="Helvetica"/>
-        </w:rPr>
-      </w:pPr>
-      <w:r>
-        <w:rPr>
-          <w:rFonts w:ascii="Aptos" w:hAnsi="Aptos"/>
-          <w:lang w:val="fr-FR"/>
-        </w:rPr>
-        <w:t>June 2025</w:t>
-      </w:r>
-    </w:p>
-    <w:p>
-      <w:pPr>
-        <w:pStyle w:val="Default"/>
-        <w:tabs>
-          <w:tab w:val="left" w:pos="560"/>
-          <w:tab w:val="left" w:pos="1120"/>
-          <w:tab w:val="left" w:pos="1680"/>
-          <w:tab w:val="left" w:pos="2240"/>
-          <w:tab w:val="left" w:pos="2800"/>
-          <w:tab w:val="left" w:pos="3360"/>
-          <w:tab w:val="left" w:pos="3920"/>
-          <w:tab w:val="left" w:pos="4480"/>
-          <w:tab w:val="left" w:pos="5040"/>
-          <w:tab w:val="left" w:pos="5600"/>
-          <w:tab w:val="left" w:pos="6160"/>
-          <w:tab w:val="left" w:pos="6720"/>
-          <w:tab w:val="left" w:pos="6740"/>
-          <w:tab w:val="left" w:pos="6760"/>
-          <w:tab w:val="left" w:pos="6780"/>
-          <w:tab w:val="left" w:pos="6800"/>
-          <w:tab w:val="left" w:pos="6820"/>
-          <w:tab w:val="left" w:pos="6840"/>
-          <w:tab w:val="left" w:pos="6860"/>
-          <w:tab w:val="left" w:pos="6880"/>
-          <w:tab w:val="left" w:pos="6900"/>
-          <w:tab w:val="left" w:pos="6920"/>
-          <w:tab w:val="left" w:pos="6940"/>
-          <w:tab w:val="left" w:pos="6960"/>
-          <w:tab w:val="left" w:pos="6980"/>
-          <w:tab w:val="left" w:pos="7000"/>
-          <w:tab w:val="left" w:pos="7020"/>
-          <w:tab w:val="left" w:pos="7040"/>
-          <w:tab w:val="left" w:pos="7060"/>
-          <w:tab w:val="left" w:pos="7080"/>
-          <w:tab w:val="left" w:pos="7100"/>
-          <w:tab w:val="left" w:pos="7120"/>
-          <w:tab w:val="left" w:pos="7140"/>
-          <w:tab w:val="left" w:pos="7160"/>
-          <w:tab w:val="left" w:pos="7180"/>
-          <w:tab w:val="left" w:pos="7200"/>
-          <w:tab w:val="left" w:pos="7220"/>
-          <w:tab w:val="left" w:pos="7240"/>
-          <w:tab w:val="left" w:pos="7260"/>
-          <w:tab w:val="left" w:pos="7280"/>
-          <w:tab w:val="left" w:pos="7300"/>
-          <w:tab w:val="left" w:pos="7320"/>
-          <w:tab w:val="left" w:pos="7340"/>
-          <w:tab w:val="left" w:pos="7360"/>
-          <w:tab w:val="left" w:pos="7380"/>
-          <w:tab w:val="left" w:pos="7400"/>
-          <w:tab w:val="left" w:pos="7420"/>
-          <w:tab w:val="left" w:pos="7440"/>
-          <w:tab w:val="left" w:pos="7460"/>
-          <w:tab w:val="left" w:pos="7480"/>
-          <w:tab w:val="left" w:pos="7500"/>
-          <w:tab w:val="left" w:pos="7520"/>
-          <w:tab w:val="left" w:pos="7540"/>
-          <w:tab w:val="left" w:pos="7560"/>
-          <w:tab w:val="left" w:pos="7580"/>
-          <w:tab w:val="left" w:pos="7600"/>
-          <w:tab w:val="left" w:pos="7620"/>
-          <w:tab w:val="left" w:pos="7640"/>
-          <w:tab w:val="left" w:pos="7660"/>
-          <w:tab w:val="left" w:pos="7680"/>
-          <w:tab w:val="left" w:pos="7700"/>
-          <w:tab w:val="left" w:pos="7720"/>
-          <w:tab w:val="left" w:pos="7740"/>
-          <w:tab w:val="left" w:pos="7760"/>
-        </w:tabs>
-        <w:suppressAutoHyphens/>
-        <w:spacing w:before="0" w:after="160" w:line="503" w:lineRule="exact"/>
-        <w:rPr>
-          <w:rFonts w:ascii="Aptos" w:eastAsia="Helvetica" w:hAnsi="Aptos" w:cs="Helvetica"/>
           <w:b/>
           <w:bCs/>
         </w:rPr>
@@ -822,14 +739,7 @@
         <w:rPr>
           <w:rFonts w:ascii="Aptos" w:hAnsi="Aptos"/>
         </w:rPr>
-        <w:t xml:space="preserve">Collective Resonance Dynamics (CRD) proposes that groups, teams, and institutions achieve higher-order coherence when individual processing streams align through shared vibrational and intentional frequencies. Rather than treating collective behavior as mere social coordination, CRD models it as an emergent resonant field in which personal rhythms, emotional tones, and goal vectors entrain across participants to produce synchronized awareness, decision-making, and creative output. Central to the framework is the Collective Resonance Node (CRN), a distributed interpersonal hub that continuously tunes cross-individual frequencies to minimize group dissonance and maximize shared intentional stability. CRD explains phenomena such as team flow states, institutional alignment, rapid consensus formation, and collective insight while generating clear, testable predictions for multi-person EEG, physiological synchrony, and behavioral </w:t>
-      </w:r>
-      <w:r>
-        <w:rPr>
-          <w:rFonts w:ascii="Aptos" w:hAnsi="Aptos"/>
-        </w:rPr>
-        <w:lastRenderedPageBreak/>
-        <w:t>coordination studies. The model offers a precise, falsifiable account of how vibration and intention scale from individual minds to coherent group intelligence.</w:t>
+        <w:t>Collective Resonance Dynamics (CRD) proposes that groups, teams, and institutions achieve higher-order coherence when individual processing streams align through shared vibrational and intentional frequencies. Rather than treating collective behavior as mere social coordination, CRD models it as an emergent resonant field in which personal rhythms, emotional tones, and goal vectors entrain across participants to produce synchronized awareness, decision-making, and creative output. Central to the framework is the Collective Resonance Node (CRN), a distributed interpersonal hub that continuously tunes cross-individual frequencies to minimize group dissonance and maximize shared intentional stability. CRD explains phenomena such as team flow states, institutional alignment, rapid consensus formation, and collective insight while generating clear, testable predictions for multi-person EEG, physiological synchrony, and behavioral coordination studies. The model offers a precise, falsifiable account of how vibration and intention scale from individual minds to coherent group intelligence.</w:t>
       </w:r>
     </w:p>
     <w:p>
@@ -914,6 +824,7 @@
           <w:bCs/>
           <w:lang w:val="fr-FR"/>
         </w:rPr>
+        <w:lastRenderedPageBreak/>
         <w:t>1.0 Introduction</w:t>
       </w:r>
     </w:p>
@@ -1017,21 +928,7 @@
         <w:rPr>
           <w:rFonts w:ascii="Aptos" w:hAnsi="Aptos"/>
         </w:rPr>
-        <w:t xml:space="preserve">” and creative collectives produce insights no single member could reach alone. Existing models of group dynamics emphasize communication, leadership, or shared norms but rarely address the underlying neurodynamic mechanism that allows separate brains to function as a unified system. Collective Resonance Dynamics (CRD) addresses this gap by proposing that collective intelligence emerges when individual vibrational and intentional frequencies achieve real-time </w:t>
-      </w:r>
-      <w:proofErr w:type="gramStart"/>
-      <w:r>
-        <w:rPr>
-          <w:rFonts w:ascii="Aptos" w:hAnsi="Aptos"/>
-        </w:rPr>
-        <w:t>entrainment across participants</w:t>
-      </w:r>
-      <w:proofErr w:type="gramEnd"/>
-      <w:r>
-        <w:rPr>
-          <w:rFonts w:ascii="Aptos" w:hAnsi="Aptos"/>
-        </w:rPr>
-        <w:t>.</w:t>
+        <w:t>” and creative collectives produce insights no single member could reach alone. Existing models of group dynamics emphasize communication, leadership, or shared norms but rarely address the underlying neurodynamic mechanism that allows separate brains to function as a unified system. Collective Resonance Dynamics (CRD) addresses this gap by proposing that collective intelligence emerges when individual vibrational and intentional frequencies achieve real-time entrainment across participants.</w:t>
       </w:r>
     </w:p>
     <w:p>
@@ -1443,7 +1340,6 @@
         <w:rPr>
           <w:rFonts w:ascii="Aptos" w:hAnsi="Aptos"/>
         </w:rPr>
-        <w:lastRenderedPageBreak/>
         <w:t xml:space="preserve">• </w:t>
       </w:r>
       <w:r>
@@ -1540,6 +1436,7 @@
         <w:rPr>
           <w:rFonts w:ascii="Aptos" w:hAnsi="Aptos"/>
         </w:rPr>
+        <w:lastRenderedPageBreak/>
         <w:t xml:space="preserve">• </w:t>
       </w:r>
       <w:r>
@@ -1645,27 +1542,7 @@
           <w:bCs/>
           <w:lang w:val="fr-FR"/>
         </w:rPr>
-        <w:t xml:space="preserve">Collective </w:t>
-      </w:r>
-      <w:proofErr w:type="spellStart"/>
-      <w:r>
-        <w:rPr>
-          <w:rFonts w:ascii="Aptos" w:hAnsi="Aptos"/>
-          <w:b/>
-          <w:bCs/>
-          <w:lang w:val="fr-FR"/>
-        </w:rPr>
-        <w:t>Resonance</w:t>
-      </w:r>
-      <w:proofErr w:type="spellEnd"/>
-      <w:r>
-        <w:rPr>
-          <w:rFonts w:ascii="Aptos" w:hAnsi="Aptos"/>
-          <w:b/>
-          <w:bCs/>
-          <w:lang w:val="fr-FR"/>
-        </w:rPr>
-        <w:t xml:space="preserve"> Node (CRN)</w:t>
+        <w:t>Collective Resonance Node (CRN)</w:t>
       </w:r>
       <w:r>
         <w:rPr>
@@ -2499,7 +2376,6 @@
           <w:b/>
           <w:bCs/>
         </w:rPr>
-        <w:lastRenderedPageBreak/>
         <w:t>3.3 Entrainment and Field Tuning</w:t>
       </w:r>
     </w:p>
@@ -2582,6 +2458,7 @@
         <w:rPr>
           <w:rFonts w:ascii="Aptos" w:hAnsi="Aptos"/>
         </w:rPr>
+        <w:lastRenderedPageBreak/>
         <w:t>The CRN broadcasts corrective signals (via shared language, rhythmic cues, or emotional contagion) that adjust lagging participants. Successful entrainment produces cross-person locking, experienced as collective clarity and momentum.</w:t>
       </w:r>
     </w:p>
@@ -2748,21 +2625,7 @@
         <w:rPr>
           <w:rFonts w:ascii="Aptos" w:hAnsi="Aptos"/>
         </w:rPr>
-        <w:t xml:space="preserve">Once alignment is achieved, the resonant field stabilizes through positive feedback. The group then </w:t>
-      </w:r>
-      <w:proofErr w:type="gramStart"/>
-      <w:r>
-        <w:rPr>
-          <w:rFonts w:ascii="Aptos" w:hAnsi="Aptos"/>
-        </w:rPr>
-        <w:t>monitors for</w:t>
-      </w:r>
-      <w:proofErr w:type="gramEnd"/>
-      <w:r>
-        <w:rPr>
-          <w:rFonts w:ascii="Aptos" w:hAnsi="Aptos"/>
-        </w:rPr>
-        <w:t xml:space="preserve"> new external or internal perturbations and repeats the cycle, maintaining adaptive coherence over time.</w:t>
+        <w:t>Once alignment is achieved, the resonant field stabilizes through positive feedback. The group then monitors for new external or internal perturbations and repeats the cycle, maintaining adaptive coherence over time.</w:t>
       </w:r>
     </w:p>
     <w:p>
@@ -3426,7 +3289,6 @@
         <w:rPr>
           <w:rFonts w:ascii="Aptos" w:hAnsi="Aptos"/>
         </w:rPr>
-        <w:lastRenderedPageBreak/>
         <w:t>Prediction: Interventions that restore emotional valence matching (structured rhythmic dialogue or shared physiological cues) will rapidly increase collective coherence and reduce group conflict.</w:t>
       </w:r>
     </w:p>
@@ -3512,27 +3374,8 @@
           <w:bCs/>
           <w:lang w:val="fr-FR"/>
         </w:rPr>
-        <w:t xml:space="preserve">4.4 </w:t>
-      </w:r>
-      <w:proofErr w:type="spellStart"/>
-      <w:r>
-        <w:rPr>
-          <w:rFonts w:ascii="Aptos" w:hAnsi="Aptos"/>
-          <w:b/>
-          <w:bCs/>
-          <w:lang w:val="fr-FR"/>
-        </w:rPr>
-        <w:t>Organizational</w:t>
-      </w:r>
-      <w:proofErr w:type="spellEnd"/>
-      <w:r>
-        <w:rPr>
-          <w:rFonts w:ascii="Aptos" w:hAnsi="Aptos"/>
-          <w:b/>
-          <w:bCs/>
-          <w:lang w:val="fr-FR"/>
-        </w:rPr>
-        <w:t xml:space="preserve"> Culture Formation</w:t>
+        <w:lastRenderedPageBreak/>
+        <w:t>4.4 Organizational Culture Formation</w:t>
       </w:r>
     </w:p>
     <w:p>
@@ -4438,8 +4281,14 @@
         <w:rPr>
           <w:rFonts w:ascii="Aptos" w:hAnsi="Aptos"/>
         </w:rPr>
+        <w:t xml:space="preserve">Collective Resonance Dynamics offers a coherent, mechanistically precise account of how groups achieve higher-order intelligence through vibrational and intentional entrainment. By centering collective behavior on the Collective Resonance Node and </w:t>
+      </w:r>
+      <w:r>
+        <w:rPr>
+          <w:rFonts w:ascii="Aptos" w:hAnsi="Aptos"/>
+        </w:rPr>
         <w:lastRenderedPageBreak/>
-        <w:t>Collective Resonance Dynamics offers a coherent, mechanistically precise account of how groups achieve higher-order intelligence through vibrational and intentional entrainment. By centering collective behavior on the Collective Resonance Node and dynamic cross-person alignment, CRD explains not only everyday team performance but also the emergence of shared flow, rapid consensus, and institutional creativity.</w:t>
+        <w:t>dynamic cross-person alignment, CRD explains not only everyday team performance but also the emergence of shared flow, rapid consensus, and institutional creativity.</w:t>
       </w:r>
     </w:p>
     <w:p>
@@ -4599,7 +4448,6 @@
           <w:rFonts w:ascii="Aptos" w:eastAsia="Helvetica" w:hAnsi="Aptos" w:cs="Helvetica"/>
         </w:rPr>
       </w:pPr>
-      <w:proofErr w:type="spellStart"/>
       <w:r>
         <w:rPr>
           <w:rFonts w:ascii="Aptos" w:hAnsi="Aptos"/>
@@ -4608,130 +4456,6 @@
           <w:lang w:val="fr-FR"/>
         </w:rPr>
         <w:t>References</w:t>
-      </w:r>
-      <w:proofErr w:type="spellEnd"/>
-    </w:p>
-    <w:p>
-      <w:pPr>
-        <w:pStyle w:val="Default"/>
-        <w:tabs>
-          <w:tab w:val="left" w:pos="560"/>
-          <w:tab w:val="left" w:pos="1120"/>
-          <w:tab w:val="left" w:pos="1680"/>
-          <w:tab w:val="left" w:pos="2240"/>
-          <w:tab w:val="left" w:pos="2800"/>
-          <w:tab w:val="left" w:pos="3360"/>
-          <w:tab w:val="left" w:pos="3920"/>
-          <w:tab w:val="left" w:pos="4480"/>
-          <w:tab w:val="left" w:pos="5040"/>
-          <w:tab w:val="left" w:pos="5600"/>
-          <w:tab w:val="left" w:pos="6160"/>
-          <w:tab w:val="left" w:pos="6720"/>
-          <w:tab w:val="left" w:pos="6740"/>
-          <w:tab w:val="left" w:pos="6760"/>
-          <w:tab w:val="left" w:pos="6780"/>
-          <w:tab w:val="left" w:pos="6800"/>
-          <w:tab w:val="left" w:pos="6820"/>
-          <w:tab w:val="left" w:pos="6840"/>
-          <w:tab w:val="left" w:pos="6860"/>
-          <w:tab w:val="left" w:pos="6880"/>
-          <w:tab w:val="left" w:pos="6900"/>
-          <w:tab w:val="left" w:pos="6920"/>
-          <w:tab w:val="left" w:pos="6940"/>
-          <w:tab w:val="left" w:pos="6960"/>
-          <w:tab w:val="left" w:pos="6980"/>
-          <w:tab w:val="left" w:pos="7000"/>
-          <w:tab w:val="left" w:pos="7020"/>
-          <w:tab w:val="left" w:pos="7040"/>
-          <w:tab w:val="left" w:pos="7060"/>
-          <w:tab w:val="left" w:pos="7080"/>
-          <w:tab w:val="left" w:pos="7100"/>
-          <w:tab w:val="left" w:pos="7120"/>
-          <w:tab w:val="left" w:pos="7140"/>
-          <w:tab w:val="left" w:pos="7160"/>
-          <w:tab w:val="left" w:pos="7180"/>
-          <w:tab w:val="left" w:pos="7200"/>
-          <w:tab w:val="left" w:pos="7220"/>
-          <w:tab w:val="left" w:pos="7240"/>
-          <w:tab w:val="left" w:pos="7260"/>
-          <w:tab w:val="left" w:pos="7280"/>
-          <w:tab w:val="left" w:pos="7300"/>
-          <w:tab w:val="left" w:pos="7320"/>
-          <w:tab w:val="left" w:pos="7340"/>
-          <w:tab w:val="left" w:pos="7360"/>
-          <w:tab w:val="left" w:pos="7380"/>
-          <w:tab w:val="left" w:pos="7400"/>
-          <w:tab w:val="left" w:pos="7420"/>
-          <w:tab w:val="left" w:pos="7440"/>
-          <w:tab w:val="left" w:pos="7460"/>
-          <w:tab w:val="left" w:pos="7480"/>
-          <w:tab w:val="left" w:pos="7500"/>
-          <w:tab w:val="left" w:pos="7520"/>
-          <w:tab w:val="left" w:pos="7540"/>
-          <w:tab w:val="left" w:pos="7560"/>
-          <w:tab w:val="left" w:pos="7580"/>
-          <w:tab w:val="left" w:pos="7600"/>
-          <w:tab w:val="left" w:pos="7620"/>
-          <w:tab w:val="left" w:pos="7640"/>
-          <w:tab w:val="left" w:pos="7660"/>
-          <w:tab w:val="left" w:pos="7680"/>
-          <w:tab w:val="left" w:pos="7700"/>
-          <w:tab w:val="left" w:pos="7720"/>
-          <w:tab w:val="left" w:pos="7740"/>
-          <w:tab w:val="left" w:pos="7760"/>
-        </w:tabs>
-        <w:suppressAutoHyphens/>
-        <w:spacing w:before="0" w:after="160" w:line="503" w:lineRule="exact"/>
-        <w:rPr>
-          <w:rFonts w:ascii="Aptos" w:eastAsia="Helvetica" w:hAnsi="Aptos" w:cs="Helvetica"/>
-        </w:rPr>
-      </w:pPr>
-      <w:r>
-        <w:rPr>
-          <w:rFonts w:ascii="Aptos" w:hAnsi="Aptos"/>
-          <w:lang w:val="de-DE"/>
-        </w:rPr>
-        <w:t xml:space="preserve">Brisart, J. (2025). The Brisart Format: A Standardized Template for Theoretical, Conceptual, and Methodological Manuscripts (Version v2). Zenodo. </w:t>
-      </w:r>
-      <w:r>
-        <w:rPr>
-          <w:rStyle w:val="Hyperlink0"/>
-          <w:rFonts w:ascii="Aptos" w:hAnsi="Aptos"/>
-        </w:rPr>
-        <w:fldChar w:fldCharType="begin"/>
-      </w:r>
-      <w:r>
-        <w:rPr>
-          <w:rStyle w:val="Hyperlink0"/>
-          <w:rFonts w:ascii="Aptos" w:eastAsia="Helvetica" w:hAnsi="Aptos" w:cs="Helvetica"/>
-        </w:rPr>
-        <w:instrText xml:space="preserve"> HYPERLINK "https://doi.org/10.5281/zenodo.15725824"</w:instrText>
-      </w:r>
-      <w:r>
-        <w:rPr>
-          <w:rStyle w:val="Hyperlink0"/>
-          <w:rFonts w:ascii="Aptos" w:hAnsi="Aptos"/>
-        </w:rPr>
-      </w:r>
-      <w:r>
-        <w:rPr>
-          <w:rStyle w:val="Hyperlink0"/>
-          <w:rFonts w:ascii="Aptos" w:hAnsi="Aptos"/>
-        </w:rPr>
-        <w:fldChar w:fldCharType="separate"/>
-      </w:r>
-      <w:r>
-        <w:rPr>
-          <w:rStyle w:val="Hyperlink0"/>
-          <w:rFonts w:ascii="Aptos" w:hAnsi="Aptos"/>
-        </w:rPr>
-        <w:t>https://doi.org/10.5281/zenodo.15725824</w:t>
-      </w:r>
-      <w:r>
-        <w:rPr>
-          <w:rFonts w:ascii="Aptos" w:eastAsia="Helvetica" w:hAnsi="Aptos" w:cs="Helvetica"/>
-        </w:rPr>
-        <w:fldChar w:fldCharType="end"/>
       </w:r>
     </w:p>
     <w:p>
@@ -4809,19 +4533,103 @@
           <w:rFonts w:ascii="Aptos" w:eastAsia="Helvetica" w:hAnsi="Aptos" w:cs="Helvetica"/>
         </w:rPr>
       </w:pPr>
-      <w:proofErr w:type="spellStart"/>
       <w:r>
         <w:rPr>
           <w:rFonts w:ascii="Aptos" w:hAnsi="Aptos"/>
-        </w:rPr>
-        <w:t>Buzsáki</w:t>
+          <w:lang w:val="de-DE"/>
+        </w:rPr>
+        <w:t xml:space="preserve">Brisart, J. (2025). The Brisart Format: A Standardized Template for Theoretical, Conceptual, and Methodological Manuscripts (Version v2). Zenodo. </w:t>
       </w:r>
-      <w:proofErr w:type="spellEnd"/>
+      <w:hyperlink r:id="rId11" w:history="1">
+        <w:r>
+          <w:rPr>
+            <w:rStyle w:val="Hyperlink0"/>
+            <w:rFonts w:ascii="Aptos" w:hAnsi="Aptos"/>
+          </w:rPr>
+          <w:t>https://doi.org/10.5281/zenodo.15725824</w:t>
+        </w:r>
+      </w:hyperlink>
+    </w:p>
+    <w:p>
+      <w:pPr>
+        <w:pStyle w:val="Default"/>
+        <w:tabs>
+          <w:tab w:val="left" w:pos="560"/>
+          <w:tab w:val="left" w:pos="1120"/>
+          <w:tab w:val="left" w:pos="1680"/>
+          <w:tab w:val="left" w:pos="2240"/>
+          <w:tab w:val="left" w:pos="2800"/>
+          <w:tab w:val="left" w:pos="3360"/>
+          <w:tab w:val="left" w:pos="3920"/>
+          <w:tab w:val="left" w:pos="4480"/>
+          <w:tab w:val="left" w:pos="5040"/>
+          <w:tab w:val="left" w:pos="5600"/>
+          <w:tab w:val="left" w:pos="6160"/>
+          <w:tab w:val="left" w:pos="6720"/>
+          <w:tab w:val="left" w:pos="6740"/>
+          <w:tab w:val="left" w:pos="6760"/>
+          <w:tab w:val="left" w:pos="6780"/>
+          <w:tab w:val="left" w:pos="6800"/>
+          <w:tab w:val="left" w:pos="6820"/>
+          <w:tab w:val="left" w:pos="6840"/>
+          <w:tab w:val="left" w:pos="6860"/>
+          <w:tab w:val="left" w:pos="6880"/>
+          <w:tab w:val="left" w:pos="6900"/>
+          <w:tab w:val="left" w:pos="6920"/>
+          <w:tab w:val="left" w:pos="6940"/>
+          <w:tab w:val="left" w:pos="6960"/>
+          <w:tab w:val="left" w:pos="6980"/>
+          <w:tab w:val="left" w:pos="7000"/>
+          <w:tab w:val="left" w:pos="7020"/>
+          <w:tab w:val="left" w:pos="7040"/>
+          <w:tab w:val="left" w:pos="7060"/>
+          <w:tab w:val="left" w:pos="7080"/>
+          <w:tab w:val="left" w:pos="7100"/>
+          <w:tab w:val="left" w:pos="7120"/>
+          <w:tab w:val="left" w:pos="7140"/>
+          <w:tab w:val="left" w:pos="7160"/>
+          <w:tab w:val="left" w:pos="7180"/>
+          <w:tab w:val="left" w:pos="7200"/>
+          <w:tab w:val="left" w:pos="7220"/>
+          <w:tab w:val="left" w:pos="7240"/>
+          <w:tab w:val="left" w:pos="7260"/>
+          <w:tab w:val="left" w:pos="7280"/>
+          <w:tab w:val="left" w:pos="7300"/>
+          <w:tab w:val="left" w:pos="7320"/>
+          <w:tab w:val="left" w:pos="7340"/>
+          <w:tab w:val="left" w:pos="7360"/>
+          <w:tab w:val="left" w:pos="7380"/>
+          <w:tab w:val="left" w:pos="7400"/>
+          <w:tab w:val="left" w:pos="7420"/>
+          <w:tab w:val="left" w:pos="7440"/>
+          <w:tab w:val="left" w:pos="7460"/>
+          <w:tab w:val="left" w:pos="7480"/>
+          <w:tab w:val="left" w:pos="7500"/>
+          <w:tab w:val="left" w:pos="7520"/>
+          <w:tab w:val="left" w:pos="7540"/>
+          <w:tab w:val="left" w:pos="7560"/>
+          <w:tab w:val="left" w:pos="7580"/>
+          <w:tab w:val="left" w:pos="7600"/>
+          <w:tab w:val="left" w:pos="7620"/>
+          <w:tab w:val="left" w:pos="7640"/>
+          <w:tab w:val="left" w:pos="7660"/>
+          <w:tab w:val="left" w:pos="7680"/>
+          <w:tab w:val="left" w:pos="7700"/>
+          <w:tab w:val="left" w:pos="7720"/>
+          <w:tab w:val="left" w:pos="7740"/>
+          <w:tab w:val="left" w:pos="7760"/>
+        </w:tabs>
+        <w:suppressAutoHyphens/>
+        <w:spacing w:before="0" w:after="160" w:line="503" w:lineRule="exact"/>
+        <w:rPr>
+          <w:rFonts w:ascii="Aptos" w:eastAsia="Helvetica" w:hAnsi="Aptos" w:cs="Helvetica"/>
+        </w:rPr>
+      </w:pPr>
       <w:r>
         <w:rPr>
           <w:rFonts w:ascii="Aptos" w:hAnsi="Aptos"/>
         </w:rPr>
-        <w:t>, G. (2006). Rhythms of the Brain. Oxford University Press.</w:t>
+        <w:t>Buzsáki, G. (2006). Rhythms of the Brain. Oxford University Press.</w:t>
       </w:r>
     </w:p>
     <w:p>
@@ -4905,7 +4713,7 @@
         </w:rPr>
         <w:t xml:space="preserve">Friston, K. (2010). The free-energy principle: A unified brain theory? Nature Reviews Neuroscience, 11(2), 127–138. </w:t>
       </w:r>
-      <w:hyperlink r:id="rId8" w:history="1">
+      <w:hyperlink r:id="rId12" w:history="1">
         <w:r>
           <w:rPr>
             <w:rStyle w:val="Hyperlink0"/>
@@ -4996,7 +4804,7 @@
         </w:rPr>
         <w:t xml:space="preserve">Lakatos, P., et al. (2008). Entrainment of neuronal oscillations as a mechanism of attentional selection. Science, 320(5872), 110–113. </w:t>
       </w:r>
-      <w:hyperlink r:id="rId9" w:history="1">
+      <w:hyperlink r:id="rId13" w:history="1">
         <w:r>
           <w:rPr>
             <w:rStyle w:val="Hyperlink0"/>
@@ -5087,7 +4895,7 @@
         </w:rPr>
         <w:t xml:space="preserve">Thut, G., et al. (2011). Entrainment of perceptually relevant brain oscillations by non-invasive rhythmic stimulation. Frontiers in Psychology, 2, 170. </w:t>
       </w:r>
-      <w:hyperlink r:id="rId10" w:history="1">
+      <w:hyperlink r:id="rId14" w:history="1">
         <w:r>
           <w:rPr>
             <w:rStyle w:val="Hyperlink0"/>
@@ -5098,8 +4906,8 @@
       </w:hyperlink>
     </w:p>
     <w:sectPr>
-      <w:headerReference w:type="default" r:id="rId11"/>
-      <w:footerReference w:type="default" r:id="rId12"/>
+      <w:headerReference w:type="default" r:id="rId15"/>
+      <w:footerReference w:type="default" r:id="rId16"/>
       <w:pgSz w:w="12240" w:h="15840"/>
       <w:pgMar w:top="1440" w:right="1440" w:bottom="1440" w:left="1440" w:header="720" w:footer="864" w:gutter="0"/>
       <w:cols w:space="720"/>
@@ -6698,6 +6506,26 @@
 </file>
 
 <file path=customXml/item1.xml><?xml version="1.0" encoding="utf-8"?>
+<p:properties xmlns:p="http://schemas.microsoft.com/office/2006/metadata/properties" xmlns:xsi="http://www.w3.org/2001/XMLSchema-instance" xmlns:pc="http://schemas.microsoft.com/office/infopath/2007/PartnerControls">
+  <documentManagement>
+    <TaxCatchAll xmlns="ce5264cd-2933-4f1d-9ccf-564f0c8f34c0" xsi:nil="true"/>
+    <lcf76f155ced4ddcb4097134ff3c332f xmlns="40915466-697b-4597-97a8-8ce3ba18083c">
+      <Terms xmlns="http://schemas.microsoft.com/office/infopath/2007/PartnerControls"/>
+    </lcf76f155ced4ddcb4097134ff3c332f>
+  </documentManagement>
+</p:properties>
+</file>
+
+<file path=customXml/item2.xml><?xml version="1.0" encoding="utf-8"?>
+<?mso-contentType ?>
+<FormTemplates xmlns="http://schemas.microsoft.com/sharepoint/v3/contenttype/forms">
+  <Display>DocumentLibraryForm</Display>
+  <Edit>DocumentLibraryForm</Edit>
+  <New>DocumentLibraryForm</New>
+</FormTemplates>
+</file>
+
+<file path=customXml/item3.xml><?xml version="1.0" encoding="utf-8"?>
 <ct:contentTypeSchema xmlns:ct="http://schemas.microsoft.com/office/2006/metadata/contentType" xmlns:ma="http://schemas.microsoft.com/office/2006/metadata/properties/metaAttributes" ct:_="" ma:_="" ma:contentTypeName="Document" ma:contentTypeID="0x010100CA19EDAD6CC8A44BADBF5390A7549DBA" ma:contentTypeVersion="11" ma:contentTypeDescription="Create a new document." ma:contentTypeScope="" ma:versionID="ab6f55c28e73582c465e71dd7b1e612b">
   <xsd:schema xmlns:xsd="http://www.w3.org/2001/XMLSchema" xmlns:xs="http://www.w3.org/2001/XMLSchema" xmlns:p="http://schemas.microsoft.com/office/2006/metadata/properties" xmlns:ns2="40915466-697b-4597-97a8-8ce3ba18083c" xmlns:ns3="ce5264cd-2933-4f1d-9ccf-564f0c8f34c0" targetNamespace="http://schemas.microsoft.com/office/2006/metadata/properties" ma:root="true" ma:fieldsID="9843b965ebdc657e2ca15c09c806933b" ns2:_="" ns3:_="">
     <xsd:import namespace="40915466-697b-4597-97a8-8ce3ba18083c"/>
@@ -6892,34 +6720,40 @@
 </ct:contentTypeSchema>
 </file>
 
-<file path=customXml/item2.xml><?xml version="1.0" encoding="utf-8"?>
-<?mso-contentType ?>
-<FormTemplates xmlns="http://schemas.microsoft.com/sharepoint/v3/contenttype/forms">
-  <Display>DocumentLibraryForm</Display>
-  <Edit>DocumentLibraryForm</Edit>
-  <New>DocumentLibraryForm</New>
-</FormTemplates>
-</file>
-
-<file path=customXml/item3.xml><?xml version="1.0" encoding="utf-8"?>
-<p:properties xmlns:p="http://schemas.microsoft.com/office/2006/metadata/properties" xmlns:xsi="http://www.w3.org/2001/XMLSchema-instance" xmlns:pc="http://schemas.microsoft.com/office/infopath/2007/PartnerControls">
-  <documentManagement>
-    <TaxCatchAll xmlns="ce5264cd-2933-4f1d-9ccf-564f0c8f34c0" xsi:nil="true"/>
-    <lcf76f155ced4ddcb4097134ff3c332f xmlns="40915466-697b-4597-97a8-8ce3ba18083c">
-      <Terms xmlns="http://schemas.microsoft.com/office/infopath/2007/PartnerControls"/>
-    </lcf76f155ced4ddcb4097134ff3c332f>
-  </documentManagement>
-</p:properties>
-</file>
-
 <file path=customXml/itemProps1.xml><?xml version="1.0" encoding="utf-8"?>
-<ds:datastoreItem xmlns:ds="http://schemas.openxmlformats.org/officeDocument/2006/customXml" ds:itemID="{C0540A01-46A6-4AE8-983A-C575E407B7C9}"/>
+<ds:datastoreItem xmlns:ds="http://schemas.openxmlformats.org/officeDocument/2006/customXml" ds:itemID="{DA212128-0343-4E70-BF2E-BD1972B45FB4}">
+  <ds:schemaRefs>
+    <ds:schemaRef ds:uri="http://schemas.microsoft.com/office/2006/metadata/properties"/>
+    <ds:schemaRef ds:uri="http://schemas.microsoft.com/office/infopath/2007/PartnerControls"/>
+    <ds:schemaRef ds:uri="ce5264cd-2933-4f1d-9ccf-564f0c8f34c0"/>
+    <ds:schemaRef ds:uri="40915466-697b-4597-97a8-8ce3ba18083c"/>
+  </ds:schemaRefs>
+</ds:datastoreItem>
 </file>
 
 <file path=customXml/itemProps2.xml><?xml version="1.0" encoding="utf-8"?>
-<ds:datastoreItem xmlns:ds="http://schemas.openxmlformats.org/officeDocument/2006/customXml" ds:itemID="{065519A2-F9C6-4A01-A7A7-044C409E8111}"/>
+<ds:datastoreItem xmlns:ds="http://schemas.openxmlformats.org/officeDocument/2006/customXml" ds:itemID="{065519A2-F9C6-4A01-A7A7-044C409E8111}">
+  <ds:schemaRefs>
+    <ds:schemaRef ds:uri="http://schemas.microsoft.com/sharepoint/v3/contenttype/forms"/>
+  </ds:schemaRefs>
+</ds:datastoreItem>
 </file>
 
 <file path=customXml/itemProps3.xml><?xml version="1.0" encoding="utf-8"?>
-<ds:datastoreItem xmlns:ds="http://schemas.openxmlformats.org/officeDocument/2006/customXml" ds:itemID="{DA212128-0343-4E70-BF2E-BD1972B45FB4}"/>
+<ds:datastoreItem xmlns:ds="http://schemas.openxmlformats.org/officeDocument/2006/customXml" ds:itemID="{C0540A01-46A6-4AE8-983A-C575E407B7C9}">
+  <ds:schemaRefs>
+    <ds:schemaRef ds:uri="http://schemas.microsoft.com/office/2006/metadata/contentType"/>
+    <ds:schemaRef ds:uri="http://schemas.microsoft.com/office/2006/metadata/properties/metaAttributes"/>
+    <ds:schemaRef ds:uri="http://www.w3.org/2001/XMLSchema"/>
+    <ds:schemaRef ds:uri="http://schemas.microsoft.com/office/2006/metadata/properties"/>
+    <ds:schemaRef ds:uri="40915466-697b-4597-97a8-8ce3ba18083c"/>
+    <ds:schemaRef ds:uri="ce5264cd-2933-4f1d-9ccf-564f0c8f34c0"/>
+    <ds:schemaRef ds:uri="http://schemas.microsoft.com/office/2006/documentManagement/types"/>
+    <ds:schemaRef ds:uri="http://schemas.microsoft.com/office/infopath/2007/PartnerControls"/>
+    <ds:schemaRef ds:uri="http://schemas.openxmlformats.org/package/2006/metadata/core-properties"/>
+    <ds:schemaRef ds:uri="http://purl.org/dc/elements/1.1/"/>
+    <ds:schemaRef ds:uri="http://purl.org/dc/terms/"/>
+    <ds:schemaRef ds:uri="http://schemas.microsoft.com/internal/obd"/>
+  </ds:schemaRefs>
+</ds:datastoreItem>
 </file>